--- a/Rodrigo/Angular PHP/Rodrigo Fernandez.docx
+++ b/Rodrigo/Angular PHP/Rodrigo Fernandez.docx
@@ -227,13 +227,13 @@
         <w:rPr>
           <w:szCs w:val="24"/>
         </w:rPr>
-        <w:t>www.linkedin.com/in/rodrigobermejo-fernández-9a5a0664</w:t>
-      </w:r>
-      <w:r>
-        <w:rPr>
-          <w:szCs w:val="24"/>
-        </w:rPr>
-        <w:t xml:space="preserve"> | </w:t>
+        <w:t>https://www.linkedin.com/in/rodrigo-bermejo-fern%C3%A1ndez-9a5a0664/</w:t>
+      </w:r>
+      <w:r>
+        <w:rPr>
+          <w:szCs w:val="24"/>
+        </w:rPr>
+        <w:t xml:space="preserve">| </w:t>
       </w:r>
       <w:r>
         <w:rPr>
@@ -320,13 +320,13 @@
         <w:rPr>
           <w:rStyle w:val="Strong"/>
         </w:rPr>
-        <w:t>Angular 10–1</w:t>
+        <w:t>Angular 10–</w:t>
       </w:r>
       <w:r>
         <w:rPr>
           <w:rStyle w:val="Strong"/>
         </w:rPr>
-        <w:t>8</w:t>
+        <w:t>21</w:t>
       </w:r>
       <w:r>
         <w:t xml:space="preserve">, </w:t>
@@ -473,21 +473,21 @@
           <w:bCs/>
           <w:szCs w:val="24"/>
         </w:rPr>
-        <w:t>Angular 10–1</w:t>
-      </w:r>
-      <w:r>
-        <w:rPr>
-          <w:b/>
-          <w:bCs/>
-          <w:szCs w:val="24"/>
-        </w:rPr>
-        <w:t>8</w:t>
-      </w:r>
-      <w:r>
-        <w:rPr>
-          <w:szCs w:val="24"/>
-        </w:rPr>
-        <w:t xml:space="preserve">, AngularJS 1.x, </w:t>
+        <w:t>Angular 10–</w:t>
+      </w:r>
+      <w:r>
+        <w:rPr>
+          <w:b/>
+          <w:bCs/>
+          <w:szCs w:val="24"/>
+        </w:rPr>
+        <w:t>21</w:t>
+      </w:r>
+      <w:r>
+        <w:rPr>
+          <w:szCs w:val="24"/>
+        </w:rPr>
+        <w:t xml:space="preserve">, AngularJS, </w:t>
       </w:r>
       <w:proofErr w:type="spellStart"/>
       <w:r>
@@ -999,15 +999,15 @@
           <w:bCs/>
           <w:szCs w:val="24"/>
         </w:rPr>
-        <w:t>Angular 14–1</w:t>
-      </w:r>
-      <w:r>
-        <w:rPr>
-          <w:b/>
-          <w:bCs/>
-          <w:szCs w:val="24"/>
-        </w:rPr>
-        <w:t>8</w:t>
+        <w:t>Angular 14–</w:t>
+      </w:r>
+      <w:r>
+        <w:rPr>
+          <w:b/>
+          <w:bCs/>
+          <w:szCs w:val="24"/>
+        </w:rPr>
+        <w:t>21</w:t>
       </w:r>
       <w:r>
         <w:rPr>
@@ -1086,29 +1086,7 @@
         <w:rPr>
           <w:szCs w:val="24"/>
         </w:rPr>
-        <w:t xml:space="preserve"> modules with request validation, policy-based authorization, and cleaner exception handling, redu</w:t>
-      </w:r>
-      <w:bookmarkStart w:id="0" w:name="_GoBack"/>
-      <w:bookmarkEnd w:id="0"/>
-      <w:r>
-        <w:rPr>
-          <w:szCs w:val="24"/>
-        </w:rPr>
-        <w:t xml:space="preserve">cing duplicated backend logic by </w:t>
-      </w:r>
-      <w:r>
-        <w:rPr>
-          <w:b/>
-          <w:bCs/>
-          <w:szCs w:val="24"/>
-        </w:rPr>
-        <w:t>34%</w:t>
-      </w:r>
-      <w:r>
-        <w:rPr>
-          <w:szCs w:val="24"/>
-        </w:rPr>
-        <w:t>.</w:t>
+        <w:t xml:space="preserve"> modules with request validation, policy-based authorization, and cleaner exception handling, reducing duplicated backend logic.</w:t>
       </w:r>
     </w:p>
     <w:p>
@@ -1241,21 +1219,7 @@
         <w:rPr>
           <w:szCs w:val="24"/>
         </w:rPr>
-        <w:t xml:space="preserve">Migrated older Angular modules into a lazy-loaded architecture with route guards, shared UI libraries, and stricter lint rules, improving initial bundle size by </w:t>
-      </w:r>
-      <w:r>
-        <w:rPr>
-          <w:b/>
-          <w:bCs/>
-          <w:szCs w:val="24"/>
-        </w:rPr>
-        <w:t>31%</w:t>
-      </w:r>
-      <w:r>
-        <w:rPr>
-          <w:szCs w:val="24"/>
-        </w:rPr>
-        <w:t>.</w:t>
+        <w:t>Migrated older Angular modules into a lazy-loaded architecture with route guards, shared UI libraries, and stricter lint rules, improving initial bundle size.</w:t>
       </w:r>
     </w:p>
     <w:p>
@@ -1688,21 +1652,7 @@
         <w:rPr>
           <w:szCs w:val="24"/>
         </w:rPr>
-        <w:t xml:space="preserve">Converted server-rendered PHP pages into Angular components with shared services, route resolvers, and typed models, improving page responsiveness by </w:t>
-      </w:r>
-      <w:r>
-        <w:rPr>
-          <w:b/>
-          <w:bCs/>
-          <w:szCs w:val="24"/>
-        </w:rPr>
-        <w:t>35%</w:t>
-      </w:r>
-      <w:r>
-        <w:rPr>
-          <w:szCs w:val="24"/>
-        </w:rPr>
-        <w:t xml:space="preserve"> for internal users.</w:t>
+        <w:t>Converted server-rendered PHP pages into Angular components with shared services, route resolvers, and typed models, improving page responsiveness for internal users.</w:t>
       </w:r>
     </w:p>
     <w:p>
@@ -1736,21 +1686,7 @@
         <w:rPr>
           <w:szCs w:val="24"/>
         </w:rPr>
-        <w:t xml:space="preserve"> controllers into domain services, form request validators, and repository patterns, reducing regression defects by </w:t>
-      </w:r>
-      <w:r>
-        <w:rPr>
-          <w:b/>
-          <w:bCs/>
-          <w:szCs w:val="24"/>
-        </w:rPr>
-        <w:t>26%</w:t>
-      </w:r>
-      <w:r>
-        <w:rPr>
-          <w:szCs w:val="24"/>
-        </w:rPr>
-        <w:t xml:space="preserve"> during release cycles.</w:t>
+        <w:t xml:space="preserve"> controllers into domain services, form request validators, and repository patterns, reducing regression defects during release cycles.</w:t>
       </w:r>
     </w:p>
     <w:p>
@@ -2341,21 +2277,7 @@
           <w:szCs w:val="24"/>
         </w:rPr>
         <w:lastRenderedPageBreak/>
-        <w:t xml:space="preserve">Optimized MySQL 5.7 queries, image loading, and caching rules, reducing average product-page load time by </w:t>
-      </w:r>
-      <w:r>
-        <w:rPr>
-          <w:b/>
-          <w:bCs/>
-          <w:szCs w:val="24"/>
-        </w:rPr>
-        <w:t>29%</w:t>
-      </w:r>
-      <w:r>
-        <w:rPr>
-          <w:szCs w:val="24"/>
-        </w:rPr>
-        <w:t xml:space="preserve"> for high-traffic seasonal campaigns.</w:t>
+        <w:t>Optimized MySQL 5.7 queries, image loading, and caching rules, reducing average product-page load time for high-traffic seasonal campaigns.</w:t>
       </w:r>
     </w:p>
     <w:p>
@@ -2873,7 +2795,15 @@
         <w:rPr>
           <w:szCs w:val="24"/>
         </w:rPr>
-        <w:t>Learned large-scale development workflow, version control discipline, and professional communication from senior engineers.</w:t>
+        <w:t>Learned large-scale development workflow, version control</w:t>
+      </w:r>
+      <w:bookmarkStart w:id="0" w:name="_GoBack"/>
+      <w:bookmarkEnd w:id="0"/>
+      <w:r>
+        <w:rPr>
+          <w:szCs w:val="24"/>
+        </w:rPr>
+        <w:t xml:space="preserve"> discipline, and professional communication from senior engineers.</w:t>
       </w:r>
     </w:p>
     <w:p>
